--- a/testakten/corporate-contract-law-projektvertrag-automation-augsburg/05_Angebot_HP-2618_2026-09-04.docx
+++ b/testakten/corporate-contract-law-projektvertrag-automation-augsburg/05_Angebot_HP-2618_2026-09-04.docx
@@ -18,10 +18,22 @@
     <w:p>
       <w:pPr>
         <w:pStyle w:val="Heading1"/>
+        <w:keepNext/>
+        <w:spacing w:after="0"/>
       </w:pPr>
       <w:r>
         <w:t>1 Angebot und Lieferumfang</w:t>
       </w:r>
+    </w:p>
+    <w:p>
+      <w:pPr>
+        <w:keepNext/>
+        <w:spacing w:before="0" w:after="0" w:line="220" w:lineRule="exact"/>
+        <w:rPr>
+          <w:sz w:val="22"/>
+          <w:szCs w:val="22"/>
+        </w:rPr>
+      </w:pPr>
     </w:p>
     <w:p>
       <w:r>
@@ -36,10 +48,22 @@
     <w:p>
       <w:pPr>
         <w:pStyle w:val="Heading1"/>
+        <w:keepNext/>
+        <w:spacing w:after="0"/>
       </w:pPr>
       <w:r>
         <w:t>2 Ausführung</w:t>
       </w:r>
+    </w:p>
+    <w:p>
+      <w:pPr>
+        <w:keepNext/>
+        <w:spacing w:before="0" w:after="0" w:line="220" w:lineRule="exact"/>
+        <w:rPr>
+          <w:sz w:val="22"/>
+          <w:szCs w:val="22"/>
+        </w:rPr>
+      </w:pPr>
     </w:p>
     <w:p>
       <w:r>
@@ -54,10 +78,22 @@
     <w:p>
       <w:pPr>
         <w:pStyle w:val="Heading1"/>
+        <w:keepNext/>
+        <w:spacing w:after="0"/>
       </w:pPr>
       <w:r>
         <w:t>3 Vergütung und Zahlungsstufen</w:t>
       </w:r>
+    </w:p>
+    <w:p>
+      <w:pPr>
+        <w:keepNext/>
+        <w:spacing w:before="0" w:after="0" w:line="220" w:lineRule="exact"/>
+        <w:rPr>
+          <w:sz w:val="22"/>
+          <w:szCs w:val="22"/>
+        </w:rPr>
+      </w:pPr>
     </w:p>
     <w:p>
       <w:r>
@@ -72,10 +108,22 @@
     <w:p>
       <w:pPr>
         <w:pStyle w:val="Heading1"/>
+        <w:keepNext/>
+        <w:spacing w:after="0"/>
       </w:pPr>
       <w:r>
         <w:t>4 Gültigkeit und Abgrenzung</w:t>
       </w:r>
+    </w:p>
+    <w:p>
+      <w:pPr>
+        <w:keepNext/>
+        <w:spacing w:before="0" w:after="0" w:line="220" w:lineRule="exact"/>
+        <w:rPr>
+          <w:sz w:val="22"/>
+          <w:szCs w:val="22"/>
+        </w:rPr>
+      </w:pPr>
     </w:p>
     <w:p>
       <w:r>
@@ -570,7 +618,7 @@
     <w:pPr>
       <w:keepNext/>
       <w:keepLines/>
-      <w:spacing w:before="160" w:after="120"/>
+      <w:spacing w:before="160" w:after="0"/>
       <w:outlineLvl w:val="0"/>
     </w:pPr>
     <w:rPr>
@@ -594,7 +642,7 @@
     <w:pPr>
       <w:keepNext/>
       <w:keepLines/>
-      <w:spacing w:before="160" w:after="120"/>
+      <w:spacing w:before="160" w:after="0"/>
       <w:outlineLvl w:val="1"/>
     </w:pPr>
     <w:rPr>
